--- a/Contextualización - ENTREGA 1.docx
+++ b/Contextualización - ENTREGA 1.docx
@@ -185,7 +185,31 @@
         <w:rPr>
           <w:lang w:val="es-ES_tradnl"/>
         </w:rPr>
-        <w:t>Adicionalmente las historias contienen datos privados, necesarios de un cuidado importante. Estos hacen parte de un control riguroso importante, para de esta manera tener una evolución completa del paciente. Esto de la misma forma es importante para los profesionales, pues los cubre o es la evidencia en caso de una demanda o problema con el paciente.</w:t>
+        <w:t>Adicionalmente las historias contienen datos privados, necesarios de un cuidado importante. Estos hacen parte de un control riguroso, para de esta manera tener una evolución completa del paciente. Esto de la misma forma es importante para los profesionales, pues los cubre o es la evidencia en caso de una demanda</w:t>
+      </w:r>
+      <w:r>
+        <w:rPr>
+          <w:lang w:val="es-ES_tradnl"/>
+        </w:rPr>
+        <w:t>,</w:t>
+      </w:r>
+      <w:r>
+        <w:rPr>
+          <w:lang w:val="es-ES_tradnl"/>
+        </w:rPr>
+        <w:t xml:space="preserve"> problema</w:t>
+      </w:r>
+      <w:r>
+        <w:rPr>
+          <w:lang w:val="es-ES_tradnl"/>
+        </w:rPr>
+        <w:t xml:space="preserve"> o muerte del</w:t>
+      </w:r>
+      <w:r>
+        <w:rPr>
+          <w:lang w:val="es-ES_tradnl"/>
+        </w:rPr>
+        <w:t xml:space="preserve"> paciente.</w:t>
       </w:r>
     </w:p>
     <w:sectPr>
